--- a/lessons/3-8/downloads/3-8-notes-teacher.docx
+++ b/lessons/3-8/downloads/3-8-notes-teacher.docx
@@ -1447,7 +1447,7 @@
           <w:sz w:val="22"/>
           <w:szCs w:val="22"/>
         </w:rPr>
-        <w:t xml:space="preserve">__________  —  Find an amount per 1 unit and use it to compare choices or solve a problem.</w:t>
+        <w:t xml:space="preserve">Find the amount per ___ unit, then use it to compare the choices.</w:t>
       </w:r>
     </w:p>
     <w:p>

--- a/lessons/3-8/downloads/3-8-notes-teacher.docx
+++ b/lessons/3-8/downloads/3-8-notes-teacher.docx
@@ -219,10 +219,12 @@
     <w:p>
       <w:pPr>
         <w:pStyle w:val="Heading1"/>
+        <w:keepNext/>
+        <w:keepLines/>
         <w:pBdr>
           <w:bottom w:val="single" w:color="1FA6A2" w:sz="14" w:space="6"/>
         </w:pBdr>
-        <w:spacing w:after="140" w:before="260"/>
+        <w:spacing w:after="140" w:before="300"/>
       </w:pPr>
       <w:r>
         <w:rPr>
@@ -1331,10 +1333,12 @@
     <w:p>
       <w:pPr>
         <w:pStyle w:val="Heading1"/>
+        <w:keepNext/>
+        <w:keepLines/>
         <w:pBdr>
           <w:bottom w:val="single" w:color="1FA6A2" w:sz="14" w:space="6"/>
         </w:pBdr>
-        <w:spacing w:after="140" w:before="260"/>
+        <w:spacing w:after="140" w:before="300"/>
       </w:pPr>
       <w:r>
         <w:rPr>
@@ -1430,7 +1434,8 @@
     </w:p>
     <w:p>
       <w:pPr>
-        <w:spacing w:after="120" w:before="80"/>
+        <w:keepLines/>
+        <w:spacing w:after="260" w:before="200"/>
       </w:pPr>
       <w:r>
         <w:rPr>
@@ -1447,34 +1452,27 @@
           <w:sz w:val="22"/>
           <w:szCs w:val="22"/>
         </w:rPr>
-        <w:t xml:space="preserve">Find the amount per ___ unit, then use it to compare the choices.</w:t>
-      </w:r>
-    </w:p>
-    <w:p>
-      <w:pPr>
-        <w:spacing w:after="120" w:before="80"/>
-      </w:pPr>
-      <w:r>
-        <w:rPr>
-          <w:b/>
-          <w:bCs/>
-          <w:color w:val="12355B"/>
+        <w:t xml:space="preserve">Find the amount per </w:t>
+      </w:r>
+      <w:r>
+        <w:rPr>
           <w:sz w:val="22"/>
           <w:szCs w:val="22"/>
         </w:rPr>
-        <w:t xml:space="preserve">2.  </w:t>
+        <w:t xml:space="preserve">________________</w:t>
       </w:r>
       <w:r>
         <w:rPr>
           <w:sz w:val="22"/>
           <w:szCs w:val="22"/>
         </w:rPr>
-        <w:t xml:space="preserve">A rate that gives the amount for exactly one unit is a ___.</w:t>
-      </w:r>
-    </w:p>
-    <w:p>
-      <w:pPr>
-        <w:spacing w:after="120" w:before="80"/>
+        <w:t xml:space="preserve"> unit, then use it to compare the choices.</w:t>
+      </w:r>
+    </w:p>
+    <w:p>
+      <w:pPr>
+        <w:keepLines/>
+        <w:spacing w:after="260" w:before="200"/>
       </w:pPr>
       <w:r>
         <w:rPr>
@@ -1484,41 +1482,34 @@
           <w:sz w:val="22"/>
           <w:szCs w:val="22"/>
         </w:rPr>
-        <w:t xml:space="preserve">3.  </w:t>
+        <w:t xml:space="preserve">2.  </w:t>
       </w:r>
       <w:r>
         <w:rPr>
           <w:sz w:val="22"/>
           <w:szCs w:val="22"/>
         </w:rPr>
-        <w:t xml:space="preserve">The option that costs less per item, found by comparing unit rates, is the ___.</w:t>
-      </w:r>
-    </w:p>
-    <w:p>
-      <w:pPr>
-        <w:spacing w:after="120" w:before="80"/>
-      </w:pPr>
-      <w:r>
-        <w:rPr>
-          <w:b/>
-          <w:bCs/>
-          <w:color w:val="12355B"/>
+        <w:t xml:space="preserve">A rate that gives the amount for exactly one unit is a </w:t>
+      </w:r>
+      <w:r>
+        <w:rPr>
           <w:sz w:val="22"/>
           <w:szCs w:val="22"/>
         </w:rPr>
-        <w:t xml:space="preserve">4.  </w:t>
+        <w:t xml:space="preserve">________________</w:t>
       </w:r>
       <w:r>
         <w:rPr>
           <w:sz w:val="22"/>
           <w:szCs w:val="22"/>
         </w:rPr>
-        <w:t xml:space="preserve">Showing how two amounts relate to each other is a ___.</w:t>
-      </w:r>
-    </w:p>
-    <w:p>
-      <w:pPr>
-        <w:spacing w:after="120" w:before="80"/>
+        <w:t xml:space="preserve">.</w:t>
+      </w:r>
+    </w:p>
+    <w:p>
+      <w:pPr>
+        <w:keepLines/>
+        <w:spacing w:after="260" w:before="200"/>
       </w:pPr>
       <w:r>
         <w:rPr>
@@ -1528,41 +1519,34 @@
           <w:sz w:val="22"/>
           <w:szCs w:val="22"/>
         </w:rPr>
-        <w:t xml:space="preserve">5.  </w:t>
+        <w:t xml:space="preserve">3.  </w:t>
       </w:r>
       <w:r>
         <w:rPr>
           <w:sz w:val="22"/>
           <w:szCs w:val="22"/>
         </w:rPr>
-        <w:t xml:space="preserve">The cost or amount for a single item is the cost ___.</w:t>
-      </w:r>
-    </w:p>
-    <w:p>
-      <w:pPr>
-        <w:spacing w:after="120" w:before="80"/>
-      </w:pPr>
-      <w:r>
-        <w:rPr>
-          <w:b/>
-          <w:bCs/>
-          <w:color w:val="12355B"/>
+        <w:t xml:space="preserve">The option that costs less per item, found by comparing unit rates, is the </w:t>
+      </w:r>
+      <w:r>
+        <w:rPr>
           <w:sz w:val="22"/>
           <w:szCs w:val="22"/>
         </w:rPr>
-        <w:t xml:space="preserve">6.  </w:t>
+        <w:t xml:space="preserve">________________</w:t>
       </w:r>
       <w:r>
         <w:rPr>
           <w:sz w:val="22"/>
           <w:szCs w:val="22"/>
         </w:rPr>
-        <w:t xml:space="preserve">A ratio comparing two quantities with different units is a ___.</w:t>
-      </w:r>
-    </w:p>
-    <w:p>
-      <w:pPr>
-        <w:spacing w:after="120" w:before="80"/>
+        <w:t xml:space="preserve">.</w:t>
+      </w:r>
+    </w:p>
+    <w:p>
+      <w:pPr>
+        <w:keepLines/>
+        <w:spacing w:after="260" w:before="200"/>
       </w:pPr>
       <w:r>
         <w:rPr>
@@ -1572,24 +1556,150 @@
           <w:sz w:val="22"/>
           <w:szCs w:val="22"/>
         </w:rPr>
-        <w:t xml:space="preserve">7.  </w:t>
+        <w:t xml:space="preserve">4.  </w:t>
       </w:r>
       <w:r>
         <w:rPr>
           <w:sz w:val="22"/>
           <w:szCs w:val="22"/>
         </w:rPr>
-        <w:t xml:space="preserve">An equation stating that two ratios are equal is a ___.</w:t>
+        <w:t xml:space="preserve">Showing how two amounts relate to each other is a </w:t>
+      </w:r>
+      <w:r>
+        <w:rPr>
+          <w:sz w:val="22"/>
+          <w:szCs w:val="22"/>
+        </w:rPr>
+        <w:t xml:space="preserve">________________</w:t>
+      </w:r>
+      <w:r>
+        <w:rPr>
+          <w:sz w:val="22"/>
+          <w:szCs w:val="22"/>
+        </w:rPr>
+        <w:t xml:space="preserve">.</w:t>
+      </w:r>
+    </w:p>
+    <w:p>
+      <w:pPr>
+        <w:keepLines/>
+        <w:spacing w:after="260" w:before="200"/>
+      </w:pPr>
+      <w:r>
+        <w:rPr>
+          <w:b/>
+          <w:bCs/>
+          <w:color w:val="12355B"/>
+          <w:sz w:val="22"/>
+          <w:szCs w:val="22"/>
+        </w:rPr>
+        <w:t xml:space="preserve">5.  </w:t>
+      </w:r>
+      <w:r>
+        <w:rPr>
+          <w:sz w:val="22"/>
+          <w:szCs w:val="22"/>
+        </w:rPr>
+        <w:t xml:space="preserve">The cost or amount for a single item is the cost </w:t>
+      </w:r>
+      <w:r>
+        <w:rPr>
+          <w:sz w:val="22"/>
+          <w:szCs w:val="22"/>
+        </w:rPr>
+        <w:t xml:space="preserve">________________</w:t>
+      </w:r>
+      <w:r>
+        <w:rPr>
+          <w:sz w:val="22"/>
+          <w:szCs w:val="22"/>
+        </w:rPr>
+        <w:t xml:space="preserve">.</w:t>
+      </w:r>
+    </w:p>
+    <w:p>
+      <w:pPr>
+        <w:keepLines/>
+        <w:spacing w:after="260" w:before="200"/>
+      </w:pPr>
+      <w:r>
+        <w:rPr>
+          <w:b/>
+          <w:bCs/>
+          <w:color w:val="12355B"/>
+          <w:sz w:val="22"/>
+          <w:szCs w:val="22"/>
+        </w:rPr>
+        <w:t xml:space="preserve">6.  </w:t>
+      </w:r>
+      <w:r>
+        <w:rPr>
+          <w:sz w:val="22"/>
+          <w:szCs w:val="22"/>
+        </w:rPr>
+        <w:t xml:space="preserve">A ratio comparing two quantities with different units is a </w:t>
+      </w:r>
+      <w:r>
+        <w:rPr>
+          <w:sz w:val="22"/>
+          <w:szCs w:val="22"/>
+        </w:rPr>
+        <w:t xml:space="preserve">________________</w:t>
+      </w:r>
+      <w:r>
+        <w:rPr>
+          <w:sz w:val="22"/>
+          <w:szCs w:val="22"/>
+        </w:rPr>
+        <w:t xml:space="preserve">.</w:t>
+      </w:r>
+    </w:p>
+    <w:p>
+      <w:pPr>
+        <w:keepLines/>
+        <w:spacing w:after="260" w:before="200"/>
+      </w:pPr>
+      <w:r>
+        <w:rPr>
+          <w:b/>
+          <w:bCs/>
+          <w:color w:val="12355B"/>
+          <w:sz w:val="22"/>
+          <w:szCs w:val="22"/>
+        </w:rPr>
+        <w:t xml:space="preserve">7.  </w:t>
+      </w:r>
+      <w:r>
+        <w:rPr>
+          <w:sz w:val="22"/>
+          <w:szCs w:val="22"/>
+        </w:rPr>
+        <w:t xml:space="preserve">An equation stating that two ratios are equal is a </w:t>
+      </w:r>
+      <w:r>
+        <w:rPr>
+          <w:sz w:val="22"/>
+          <w:szCs w:val="22"/>
+        </w:rPr>
+        <w:t xml:space="preserve">________________</w:t>
+      </w:r>
+      <w:r>
+        <w:rPr>
+          <w:sz w:val="22"/>
+          <w:szCs w:val="22"/>
+        </w:rPr>
+        <w:t xml:space="preserve">.</w:t>
       </w:r>
     </w:p>
     <w:p>
       <w:pPr>
         <w:pStyle w:val="Heading1"/>
-        <w:pageBreakBefore/>
+        <w:keepNext/>
+        <w:keepLines/>
         <w:pBdr>
           <w:bottom w:val="single" w:color="1FA6A2" w:sz="14" w:space="6"/>
         </w:pBdr>
-        <w:spacing w:after="140" w:before="0"/>
+        <w:spacing w:after="140" w:before="300"/>
       </w:pPr>
       <w:r>
         <w:rPr>
@@ -2870,11 +2980,12 @@
     <w:p>
       <w:pPr>
         <w:pStyle w:val="Heading1"/>
-        <w:pageBreakBefore/>
+        <w:keepNext/>
+        <w:keepLines/>
         <w:pBdr>
           <w:bottom w:val="single" w:color="1FA6A2" w:sz="14" w:space="6"/>
         </w:pBdr>
-        <w:spacing w:after="140" w:before="0"/>
+        <w:spacing w:after="140" w:before="300"/>
       </w:pPr>
       <w:r>
         <w:rPr>
@@ -3238,11 +3349,12 @@
     <w:p>
       <w:pPr>
         <w:pStyle w:val="Heading1"/>
-        <w:pageBreakBefore/>
+        <w:keepNext/>
+        <w:keepLines/>
         <w:pBdr>
           <w:bottom w:val="single" w:color="1FA6A2" w:sz="14" w:space="6"/>
         </w:pBdr>
-        <w:spacing w:after="140" w:before="0"/>
+        <w:spacing w:after="140" w:before="300"/>
       </w:pPr>
       <w:r>
         <w:rPr>
@@ -3990,11 +4102,12 @@
     <w:p>
       <w:pPr>
         <w:pStyle w:val="Heading1"/>
-        <w:pageBreakBefore/>
+        <w:keepNext/>
+        <w:keepLines/>
         <w:pBdr>
           <w:bottom w:val="single" w:color="1FA6A2" w:sz="14" w:space="6"/>
         </w:pBdr>
-        <w:spacing w:after="140" w:before="0"/>
+        <w:spacing w:after="140" w:before="300"/>
       </w:pPr>
       <w:r>
         <w:rPr>
@@ -4623,11 +4736,12 @@
     <w:p>
       <w:pPr>
         <w:pStyle w:val="Heading1"/>
-        <w:pageBreakBefore/>
+        <w:keepNext/>
+        <w:keepLines/>
         <w:pBdr>
           <w:bottom w:val="single" w:color="1FA6A2" w:sz="14" w:space="6"/>
         </w:pBdr>
-        <w:spacing w:after="140" w:before="0"/>
+        <w:spacing w:after="140" w:before="300"/>
       </w:pPr>
       <w:r>
         <w:rPr>
@@ -4740,6 +4854,8 @@
     <w:p>
       <w:pPr>
         <w:pStyle w:val="Heading1"/>
+        <w:keepNext/>
+        <w:keepLines/>
         <w:pageBreakBefore/>
         <w:pBdr>
           <w:bottom w:val="single" w:color="1FA6A2" w:sz="14" w:space="6"/>

--- a/lessons/3-8/downloads/3-8-notes-teacher.docx
+++ b/lessons/3-8/downloads/3-8-notes-teacher.docx
@@ -1712,47 +1712,6 @@
         <w:t xml:space="preserve">Write About the Math</w:t>
       </w:r>
     </w:p>
-    <w:p>
-      <w:pPr>
-        <w:spacing w:after="100"/>
-      </w:pPr>
-      <w:r>
-        <w:rPr>
-          <w:i/>
-          <w:iCs/>
-          <w:color w:val="5F6F80"/>
-          <w:sz w:val="19"/>
-          <w:szCs w:val="19"/>
-        </w:rPr>
-        <w:t xml:space="preserve">Use the support level you need. Every level answers the same math question.</w:t>
-      </w:r>
-    </w:p>
-    <w:p>
-      <w:pPr>
-        <w:pStyle w:val="Heading2"/>
-        <w:spacing w:after="80" w:before="180"/>
-      </w:pPr>
-      <w:r>
-        <w:rPr>
-          <w:b/>
-          <w:bCs/>
-          <w:color w:val="12355B"/>
-          <w:sz w:val="24"/>
-          <w:szCs w:val="24"/>
-        </w:rPr>
-        <w:t xml:space="preserve">1. Understand the Question</w:t>
-      </w:r>
-      <w:r>
-        <w:rPr>
-          <w:i/>
-          <w:iCs/>
-          <w:color w:val="B97A12"/>
-          <w:sz w:val="19"/>
-          <w:szCs w:val="19"/>
-        </w:rPr>
-        <w:t xml:space="preserve">   explain</w:t>
-      </w:r>
-    </w:p>
     <w:tbl>
       <w:tblPr>
         <w:tblW w:type="pct" w:w="100%"/>
@@ -1791,344 +1750,6 @@
               </w:rPr>
               <w:t xml:space="preserve">Which printer should the manager choose, and how long will it take to print all 600 tickets?</w:t>
             </w:r>
-          </w:p>
-          <w:p>
-            <w:pPr>
-              <w:spacing w:after="0"/>
-            </w:pPr>
-            <w:r>
-              <w:rPr>
-                <w:b/>
-                <w:bCs/>
-                <w:color w:val="12355B"/>
-                <w:sz w:val="20"/>
-                <w:szCs w:val="20"/>
-              </w:rPr>
-              <w:t xml:space="preserve">Your job:  </w:t>
-            </w:r>
-            <w:r>
-              <w:rPr>
-                <w:sz w:val="20"/>
-                <w:szCs w:val="20"/>
-              </w:rPr>
-              <w:t xml:space="preserve">Answer the question. Use math evidence. Explain how the evidence proves your answer.</w:t>
-            </w:r>
-            <w:r>
-              <w:rPr>
-                <w:i/>
-                <w:iCs/>
-                <w:color w:val="5F6F80"/>
-                <w:sz w:val="18"/>
-                <w:szCs w:val="18"/>
-              </w:rPr>
-              <w:br/>
-              <w:t xml:space="preserve">Responde la pregunta. Usa evidencia matemática. Explica cómo la evidencia demuestra tu respuesta.</w:t>
-            </w:r>
-          </w:p>
-        </w:tc>
-      </w:tr>
-    </w:tbl>
-    <w:p>
-      <w:pPr>
-        <w:pStyle w:val="Heading2"/>
-        <w:spacing w:after="80" w:before="180"/>
-      </w:pPr>
-      <w:r>
-        <w:rPr>
-          <w:b/>
-          <w:bCs/>
-          <w:color w:val="12355B"/>
-          <w:sz w:val="24"/>
-          <w:szCs w:val="24"/>
-        </w:rPr>
-        <w:t xml:space="preserve">2. Plan Your Math Words</w:t>
-      </w:r>
-      <w:r>
-        <w:rPr>
-          <w:i/>
-          <w:iCs/>
-          <w:color w:val="1FA6A2"/>
-          <w:sz w:val="19"/>
-          <w:szCs w:val="19"/>
-        </w:rPr>
-        <w:t xml:space="preserve">   check at least two</w:t>
-      </w:r>
-    </w:p>
-    <w:p>
-      <w:pPr>
-        <w:spacing w:after="60"/>
-      </w:pPr>
-      <w:r>
-        <w:rPr>
-          <w:b/>
-          <w:bCs/>
-          <w:color w:val="1FA6A2"/>
-          <w:sz w:val="22"/>
-          <w:szCs w:val="22"/>
-        </w:rPr>
-        <w:t xml:space="preserve">☐  </w:t>
-      </w:r>
-      <w:r>
-        <w:rPr>
-          <w:b/>
-          <w:bCs/>
-          <w:color w:val="12355B"/>
-          <w:sz w:val="20"/>
-          <w:szCs w:val="20"/>
-        </w:rPr>
-        <w:t xml:space="preserve">Unit Rate Problem Solving — </w:t>
-      </w:r>
-      <w:r>
-        <w:rPr>
-          <w:sz w:val="20"/>
-          <w:szCs w:val="20"/>
-        </w:rPr>
-        <w:t xml:space="preserve">Find an amount per 1 unit and use it to compare choices or solve a problem.</w:t>
-      </w:r>
-      <w:r>
-        <w:rPr>
-          <w:i/>
-          <w:iCs/>
-          <w:color w:val="5F6F80"/>
-          <w:sz w:val="18"/>
-          <w:szCs w:val="18"/>
-        </w:rPr>
-        <w:br/>
-        <w:t xml:space="preserve">Resolución de problemas con tasas unitarias — Hallar una cantidad por 1 unidad y usarla para comparar opciones o resolver un problema.</w:t>
-      </w:r>
-    </w:p>
-    <w:p>
-      <w:pPr>
-        <w:spacing w:after="60"/>
-      </w:pPr>
-      <w:r>
-        <w:rPr>
-          <w:b/>
-          <w:bCs/>
-          <w:color w:val="1FA6A2"/>
-          <w:sz w:val="22"/>
-          <w:szCs w:val="22"/>
-        </w:rPr>
-        <w:t xml:space="preserve">☐  </w:t>
-      </w:r>
-      <w:r>
-        <w:rPr>
-          <w:b/>
-          <w:bCs/>
-          <w:color w:val="12355B"/>
-          <w:sz w:val="20"/>
-          <w:szCs w:val="20"/>
-        </w:rPr>
-        <w:t xml:space="preserve">Unit Rate — </w:t>
-      </w:r>
-      <w:r>
-        <w:rPr>
-          <w:sz w:val="20"/>
-          <w:szCs w:val="20"/>
-        </w:rPr>
-        <w:t xml:space="preserve">A rate for just 1 of something, like cost for 1 item.</w:t>
-      </w:r>
-      <w:r>
-        <w:rPr>
-          <w:i/>
-          <w:iCs/>
-          <w:color w:val="5F6F80"/>
-          <w:sz w:val="18"/>
-          <w:szCs w:val="18"/>
-        </w:rPr>
-        <w:br/>
-        <w:t xml:space="preserve">Tasa unitaria — Una tasa para solo 1 de algo, como el precio de 1 artículo.</w:t>
-      </w:r>
-    </w:p>
-    <w:p>
-      <w:pPr>
-        <w:spacing w:after="60"/>
-      </w:pPr>
-      <w:r>
-        <w:rPr>
-          <w:b/>
-          <w:bCs/>
-          <w:color w:val="1FA6A2"/>
-          <w:sz w:val="22"/>
-          <w:szCs w:val="22"/>
-        </w:rPr>
-        <w:t xml:space="preserve">☐  </w:t>
-      </w:r>
-      <w:r>
-        <w:rPr>
-          <w:b/>
-          <w:bCs/>
-          <w:color w:val="12355B"/>
-          <w:sz w:val="20"/>
-          <w:szCs w:val="20"/>
-        </w:rPr>
-        <w:t xml:space="preserve">Better Buy — </w:t>
-      </w:r>
-      <w:r>
-        <w:rPr>
-          <w:sz w:val="20"/>
-          <w:szCs w:val="20"/>
-        </w:rPr>
-        <w:t xml:space="preserve">The choice that costs less for each item.</w:t>
-      </w:r>
-      <w:r>
-        <w:rPr>
-          <w:i/>
-          <w:iCs/>
-          <w:color w:val="5F6F80"/>
-          <w:sz w:val="18"/>
-          <w:szCs w:val="18"/>
-        </w:rPr>
-        <w:br/>
-        <w:t xml:space="preserve">Mejor compra — La opción que cuesta menos por cada artículo.</w:t>
-      </w:r>
-    </w:p>
-    <w:p>
-      <w:pPr>
-        <w:spacing w:after="60"/>
-      </w:pPr>
-      <w:r>
-        <w:rPr>
-          <w:b/>
-          <w:bCs/>
-          <w:color w:val="1FA6A2"/>
-          <w:sz w:val="22"/>
-          <w:szCs w:val="22"/>
-        </w:rPr>
-        <w:t xml:space="preserve">☐  </w:t>
-      </w:r>
-      <w:r>
-        <w:rPr>
-          <w:b/>
-          <w:bCs/>
-          <w:color w:val="12355B"/>
-          <w:sz w:val="20"/>
-          <w:szCs w:val="20"/>
-        </w:rPr>
-        <w:t xml:space="preserve">Comparison — </w:t>
-      </w:r>
-      <w:r>
-        <w:rPr>
-          <w:sz w:val="20"/>
-          <w:szCs w:val="20"/>
-        </w:rPr>
-        <w:t xml:space="preserve">Looking at two or more amounts to see how they are related.</w:t>
-      </w:r>
-      <w:r>
-        <w:rPr>
-          <w:i/>
-          <w:iCs/>
-          <w:color w:val="5F6F80"/>
-          <w:sz w:val="18"/>
-          <w:szCs w:val="18"/>
-        </w:rPr>
-        <w:br/>
-        <w:t xml:space="preserve">Comparación — Mirar dos o más cantidades para ver cómo se relacionan.</w:t>
-      </w:r>
-    </w:p>
-    <w:p>
-      <w:pPr>
-        <w:spacing w:after="60"/>
-      </w:pPr>
-      <w:r>
-        <w:rPr>
-          <w:b/>
-          <w:bCs/>
-          <w:color w:val="1FA6A2"/>
-          <w:sz w:val="22"/>
-          <w:szCs w:val="22"/>
-        </w:rPr>
-        <w:t xml:space="preserve">☐  </w:t>
-      </w:r>
-      <w:r>
-        <w:rPr>
-          <w:b/>
-          <w:bCs/>
-          <w:color w:val="12355B"/>
-          <w:sz w:val="20"/>
-          <w:szCs w:val="20"/>
-        </w:rPr>
-        <w:t xml:space="preserve">Per Unit — </w:t>
-      </w:r>
-      <w:r>
-        <w:rPr>
-          <w:sz w:val="20"/>
-          <w:szCs w:val="20"/>
-        </w:rPr>
-        <w:t xml:space="preserve">For each single item.</w:t>
-      </w:r>
-      <w:r>
-        <w:rPr>
-          <w:i/>
-          <w:iCs/>
-          <w:color w:val="5F6F80"/>
-          <w:sz w:val="18"/>
-          <w:szCs w:val="18"/>
-        </w:rPr>
-        <w:br/>
-        <w:t xml:space="preserve">Por unidad — Por cada artículo.</w:t>
-      </w:r>
-    </w:p>
-    <w:tbl>
-      <w:tblPr>
-        <w:tblW w:type="pct" w:w="100%"/>
-        <w:tblBorders>
-          <w:top w:val="single" w:color="1FA6A2" w:sz="8"/>
-          <w:left w:val="single" w:color="1FA6A2" w:sz="8"/>
-          <w:bottom w:val="single" w:color="1FA6A2" w:sz="8"/>
-          <w:right w:val="single" w:color="1FA6A2" w:sz="8"/>
-          <w:insideH w:val="single" w:color="auto" w:sz="4"/>
-          <w:insideV w:val="single" w:color="auto" w:sz="4"/>
-        </w:tblBorders>
-      </w:tblPr>
-      <w:tblGrid>
-        <w:gridCol w:w="100"/>
-      </w:tblGrid>
-      <w:tr>
-        <w:tc>
-          <w:tcPr>
-            <w:shd w:fill="F7FFFD" w:color="auto" w:val="clear"/>
-            <w:tcMar>
-              <w:top w:type="dxa" w:w="120"/>
-              <w:left w:type="dxa" w:w="180"/>
-              <w:bottom w:type="dxa" w:w="120"/>
-              <w:right w:type="dxa" w:w="180"/>
-            </w:tcMar>
-          </w:tcPr>
-          <w:p>
-            <w:pPr>
-              <w:spacing w:after="50"/>
-            </w:pPr>
-            <w:r>
-              <w:rPr>
-                <w:b/>
-                <w:bCs/>
-                <w:color w:val="1FA6A2"/>
-                <w:sz w:val="20"/>
-                <w:szCs w:val="20"/>
-              </w:rPr>
-              <w:t xml:space="preserve">Say it first:  </w:t>
-            </w:r>
-            <w:r>
-              <w:rPr>
-                <w:sz w:val="20"/>
-                <w:szCs w:val="20"/>
-              </w:rPr>
-              <w:t xml:space="preserve">Say your idea to a partner or quietly to yourself before you write.</w:t>
-            </w:r>
-          </w:p>
-          <w:p>
-            <w:pPr>
-              <w:spacing w:after="60"/>
-            </w:pPr>
-            <w:r>
-              <w:rPr>
-                <w:color w:val="1A2733"/>
-                <w:sz w:val="21"/>
-                <w:szCs w:val="21"/>
-              </w:rPr>
-              <w:t xml:space="preserve">Printer A prints ___ tickets per minute. Printer B prints ___ tickets per minute. The manager should use Printer ___ because it is faster. It will take ___ minutes to print 600 tickets.</w:t>
-            </w:r>
             <w:r>
               <w:rPr>
                 <w:i/>
@@ -2138,7 +1759,7 @@
                 <w:szCs w:val="19"/>
               </w:rPr>
               <w:br/>
-              <w:t xml:space="preserve">Di tu respuesta primero: Mi respuesta es ___ porque ___.</w:t>
+              <w:t xml:space="preserve">¿Qué impresora debe escoger el gerente, y cuánto tiempo tomará imprimir los 600 boletos?</w:t>
             </w:r>
           </w:p>
         </w:tc>
@@ -2146,28 +1767,192 @@
     </w:tbl>
     <w:p>
       <w:pPr>
-        <w:pStyle w:val="Heading2"/>
-        <w:spacing w:after="80" w:before="180"/>
-      </w:pPr>
-      <w:r>
-        <w:rPr>
-          <w:b/>
-          <w:bCs/>
-          <w:color w:val="12355B"/>
-          <w:sz w:val="24"/>
-          <w:szCs w:val="24"/>
-        </w:rPr>
-        <w:t xml:space="preserve">3. Build Your Explanation</w:t>
-      </w:r>
+        <w:spacing w:after="100"/>
+      </w:pPr>
       <w:r>
         <w:rPr>
           <w:i/>
           <w:iCs/>
-          <w:color w:val="B97A12"/>
+          <w:color w:val="5F6F80"/>
           <w:sz w:val="19"/>
           <w:szCs w:val="19"/>
         </w:rPr>
-        <w:t xml:space="preserve">   choose your support</w:t>
+        <w:t xml:space="preserve">Say your answer to a partner first. Then write it, using at least two of these words:</w:t>
+      </w:r>
+    </w:p>
+    <w:p>
+      <w:pPr>
+        <w:spacing w:after="40"/>
+      </w:pPr>
+      <w:r>
+        <w:rPr>
+          <w:b/>
+          <w:bCs/>
+          <w:color w:val="1FA6A2"/>
+          <w:sz w:val="22"/>
+          <w:szCs w:val="22"/>
+        </w:rPr>
+        <w:t xml:space="preserve">☐  </w:t>
+      </w:r>
+      <w:r>
+        <w:rPr>
+          <w:b/>
+          <w:bCs/>
+          <w:color w:val="12355B"/>
+          <w:sz w:val="20"/>
+          <w:szCs w:val="20"/>
+        </w:rPr>
+        <w:t xml:space="preserve">Unit Rate</w:t>
+      </w:r>
+      <w:r>
+        <w:rPr>
+          <w:i/>
+          <w:iCs/>
+          <w:color w:val="5F6F80"/>
+          <w:sz w:val="18"/>
+          <w:szCs w:val="18"/>
+        </w:rPr>
+        <w:t xml:space="preserve">  ·  Tasa unitaria</w:t>
+      </w:r>
+    </w:p>
+    <w:p>
+      <w:pPr>
+        <w:spacing w:after="40"/>
+      </w:pPr>
+      <w:r>
+        <w:rPr>
+          <w:b/>
+          <w:bCs/>
+          <w:color w:val="1FA6A2"/>
+          <w:sz w:val="22"/>
+          <w:szCs w:val="22"/>
+        </w:rPr>
+        <w:t xml:space="preserve">☐  </w:t>
+      </w:r>
+      <w:r>
+        <w:rPr>
+          <w:b/>
+          <w:bCs/>
+          <w:color w:val="12355B"/>
+          <w:sz w:val="20"/>
+          <w:szCs w:val="20"/>
+        </w:rPr>
+        <w:t xml:space="preserve">Better Buy</w:t>
+      </w:r>
+      <w:r>
+        <w:rPr>
+          <w:i/>
+          <w:iCs/>
+          <w:color w:val="5F6F80"/>
+          <w:sz w:val="18"/>
+          <w:szCs w:val="18"/>
+        </w:rPr>
+        <w:t xml:space="preserve">  ·  Mejor compra</w:t>
+      </w:r>
+    </w:p>
+    <w:p>
+      <w:pPr>
+        <w:spacing w:after="40"/>
+      </w:pPr>
+      <w:r>
+        <w:rPr>
+          <w:b/>
+          <w:bCs/>
+          <w:color w:val="1FA6A2"/>
+          <w:sz w:val="22"/>
+          <w:szCs w:val="22"/>
+        </w:rPr>
+        <w:t xml:space="preserve">☐  </w:t>
+      </w:r>
+      <w:r>
+        <w:rPr>
+          <w:b/>
+          <w:bCs/>
+          <w:color w:val="12355B"/>
+          <w:sz w:val="20"/>
+          <w:szCs w:val="20"/>
+        </w:rPr>
+        <w:t xml:space="preserve">Comparison</w:t>
+      </w:r>
+      <w:r>
+        <w:rPr>
+          <w:i/>
+          <w:iCs/>
+          <w:color w:val="5F6F80"/>
+          <w:sz w:val="18"/>
+          <w:szCs w:val="18"/>
+        </w:rPr>
+        <w:t xml:space="preserve">  ·  Comparación</w:t>
+      </w:r>
+    </w:p>
+    <w:p>
+      <w:pPr>
+        <w:spacing w:after="40"/>
+      </w:pPr>
+      <w:r>
+        <w:rPr>
+          <w:b/>
+          <w:bCs/>
+          <w:color w:val="1FA6A2"/>
+          <w:sz w:val="22"/>
+          <w:szCs w:val="22"/>
+        </w:rPr>
+        <w:t xml:space="preserve">☐  </w:t>
+      </w:r>
+      <w:r>
+        <w:rPr>
+          <w:b/>
+          <w:bCs/>
+          <w:color w:val="12355B"/>
+          <w:sz w:val="20"/>
+          <w:szCs w:val="20"/>
+        </w:rPr>
+        <w:t xml:space="preserve">Per Unit</w:t>
+      </w:r>
+      <w:r>
+        <w:rPr>
+          <w:i/>
+          <w:iCs/>
+          <w:color w:val="5F6F80"/>
+          <w:sz w:val="18"/>
+          <w:szCs w:val="18"/>
+        </w:rPr>
+        <w:t xml:space="preserve">  ·  Por unidad</w:t>
+      </w:r>
+    </w:p>
+    <w:p>
+      <w:pPr>
+        <w:spacing w:after="40"/>
+      </w:pPr>
+      <w:r>
+        <w:rPr>
+          <w:b/>
+          <w:bCs/>
+          <w:color w:val="1FA6A2"/>
+          <w:sz w:val="22"/>
+          <w:szCs w:val="22"/>
+        </w:rPr>
+        <w:t xml:space="preserve">☐  </w:t>
+      </w:r>
+      <w:r>
+        <w:rPr>
+          <w:b/>
+          <w:bCs/>
+          <w:color w:val="12355B"/>
+          <w:sz w:val="20"/>
+          <w:szCs w:val="20"/>
+        </w:rPr>
+        <w:t xml:space="preserve">Rate</w:t>
+      </w:r>
+      <w:r>
+        <w:rPr>
+          <w:i/>
+          <w:iCs/>
+          <w:color w:val="5F6F80"/>
+          <w:sz w:val="18"/>
+          <w:szCs w:val="18"/>
+        </w:rPr>
+        <w:t xml:space="preserve">  ·  Tasa</w:t>
       </w:r>
     </w:p>
     <w:tbl>
@@ -2198,21 +1983,6 @@
           </w:tcPr>
           <w:p>
             <w:pPr>
-              <w:spacing w:after="50"/>
-            </w:pPr>
-            <w:r>
-              <w:rPr>
-                <w:i/>
-                <w:iCs/>
-                <w:color w:val="5F6F80"/>
-                <w:sz w:val="19"/>
-                <w:szCs w:val="19"/>
-              </w:rPr>
-              <w:t xml:space="preserve">This model shows the parts of an explanation. It does not answer your writing question.</w:t>
-            </w:r>
-          </w:p>
-          <w:p>
-            <w:pPr>
               <w:spacing w:after="80"/>
             </w:pPr>
             <w:r>
@@ -2223,58 +1993,14 @@
                 <w:sz w:val="19"/>
                 <w:szCs w:val="19"/>
               </w:rPr>
-              <w:t xml:space="preserve">Claim:  </w:t>
+              <w:t xml:space="preserve">Model:  </w:t>
             </w:r>
             <w:r>
               <w:rPr>
                 <w:sz w:val="19"/>
                 <w:szCs w:val="19"/>
               </w:rPr>
-              <w:t xml:space="preserve">Finding the cost per one token lets me compare deals fairly even when the package sizes differ.</w:t>
-            </w:r>
-          </w:p>
-          <w:p>
-            <w:pPr>
-              <w:spacing w:after="80"/>
-            </w:pPr>
-            <w:r>
-              <w:rPr>
-                <w:b/>
-                <w:bCs/>
-                <w:color w:val="12355B"/>
-                <w:sz w:val="19"/>
-                <w:szCs w:val="19"/>
-              </w:rPr>
-              <w:t xml:space="preserve">Evidence:  </w:t>
-            </w:r>
-            <w:r>
-              <w:rPr>
-                <w:sz w:val="19"/>
-                <w:szCs w:val="19"/>
-              </w:rPr>
-              <w:t xml:space="preserve">Students explain the packages have different quantities, so the per-unit cost (unit rate) is needed to compare deals fairly.</w:t>
-            </w:r>
-          </w:p>
-          <w:p>
-            <w:pPr>
-              <w:spacing w:after="80"/>
-            </w:pPr>
-            <w:r>
-              <w:rPr>
-                <w:b/>
-                <w:bCs/>
-                <w:color w:val="12355B"/>
-                <w:sz w:val="19"/>
-                <w:szCs w:val="19"/>
-              </w:rPr>
-              <w:t xml:space="preserve">Reasoning:  </w:t>
-            </w:r>
-            <w:r>
-              <w:rPr>
-                <w:sz w:val="19"/>
-                <w:szCs w:val="19"/>
-              </w:rPr>
-              <w:t xml:space="preserve">This evidence connects the definition of unit rate to the mathematical claim.</w:t>
+              <w:t xml:space="preserve">Finding the cost per one token lets me compare deals fairly even when the package sizes differ. — Students explain the packages have different quantities, so the per-unit cost (unit rate) is needed to compare deals fairly.</w:t>
             </w:r>
           </w:p>
         </w:tc>
@@ -2353,7 +2079,7 @@
           <w:sz w:val="21"/>
           <w:szCs w:val="21"/>
         </w:rPr>
-        <w:t xml:space="preserve">My answer is ___.</w:t>
+        <w:t xml:space="preserve">My answer is ___ because ___.</w:t>
       </w:r>
       <w:r>
         <w:rPr>
@@ -2364,7 +2090,7 @@
           <w:szCs w:val="19"/>
         </w:rPr>
         <w:br/>
-        <w:t xml:space="preserve">Mi respuesta es ___.</w:t>
+        <w:t xml:space="preserve">Mi respuesta es ___ porque ___.</w:t>
       </w:r>
     </w:p>
     <w:tbl>
@@ -2504,7 +2230,7 @@
           <w:sz w:val="21"/>
           <w:szCs w:val="21"/>
         </w:rPr>
-        <w:t xml:space="preserve">I know because ___.</w:t>
+        <w:t xml:space="preserve">My evidence is ___, so ___.</w:t>
       </w:r>
       <w:r>
         <w:rPr>
@@ -2515,31 +2241,7 @@
           <w:szCs w:val="19"/>
         </w:rPr>
         <w:br/>
-        <w:t xml:space="preserve">Lo sé porque ___.</w:t>
-      </w:r>
-    </w:p>
-    <w:p>
-      <w:pPr>
-        <w:spacing w:after="60"/>
-      </w:pPr>
-      <w:r>
-        <w:rPr>
-          <w:color w:val="1A2733"/>
-          <w:sz w:val="21"/>
-          <w:szCs w:val="21"/>
-        </w:rPr>
-        <w:t xml:space="preserve">So ___.</w:t>
-      </w:r>
-      <w:r>
-        <w:rPr>
-          <w:i/>
-          <w:iCs/>
-          <w:color w:val="5F6F80"/>
-          <w:sz w:val="19"/>
-          <w:szCs w:val="19"/>
-        </w:rPr>
-        <w:br/>
-        <w:t xml:space="preserve">Entonces ___.</w:t>
+        <w:t xml:space="preserve">Mi evidencia es ___, entonces ___.</w:t>
       </w:r>
     </w:p>
     <w:tbl>
@@ -2645,78 +2347,6 @@
         <w:t xml:space="preserve">Escribe una afirmación, da evidencia matemática y explica tu razonamiento.</w:t>
       </w:r>
     </w:p>
-    <w:p>
-      <w:pPr>
-        <w:spacing w:after="60"/>
-      </w:pPr>
-      <w:r>
-        <w:rPr>
-          <w:color w:val="1A2733"/>
-          <w:sz w:val="21"/>
-          <w:szCs w:val="21"/>
-        </w:rPr>
-        <w:t xml:space="preserve">My claim is ___.</w:t>
-      </w:r>
-      <w:r>
-        <w:rPr>
-          <w:i/>
-          <w:iCs/>
-          <w:color w:val="5F6F80"/>
-          <w:sz w:val="19"/>
-          <w:szCs w:val="19"/>
-        </w:rPr>
-        <w:br/>
-        <w:t xml:space="preserve">Mi afirmación es ___.</w:t>
-      </w:r>
-    </w:p>
-    <w:p>
-      <w:pPr>
-        <w:spacing w:after="60"/>
-      </w:pPr>
-      <w:r>
-        <w:rPr>
-          <w:color w:val="1A2733"/>
-          <w:sz w:val="21"/>
-          <w:szCs w:val="21"/>
-        </w:rPr>
-        <w:t xml:space="preserve">My math evidence is ___.</w:t>
-      </w:r>
-      <w:r>
-        <w:rPr>
-          <w:i/>
-          <w:iCs/>
-          <w:color w:val="5F6F80"/>
-          <w:sz w:val="19"/>
-          <w:szCs w:val="19"/>
-        </w:rPr>
-        <w:br/>
-        <w:t xml:space="preserve">Mi evidencia matemática es ___.</w:t>
-      </w:r>
-    </w:p>
-    <w:p>
-      <w:pPr>
-        <w:spacing w:after="60"/>
-      </w:pPr>
-      <w:r>
-        <w:rPr>
-          <w:color w:val="1A2733"/>
-          <w:sz w:val="21"/>
-          <w:szCs w:val="21"/>
-        </w:rPr>
-        <w:t xml:space="preserve">This proves ___ because ___.</w:t>
-      </w:r>
-      <w:r>
-        <w:rPr>
-          <w:i/>
-          <w:iCs/>
-          <w:color w:val="5F6F80"/>
-          <w:sz w:val="19"/>
-          <w:szCs w:val="19"/>
-        </w:rPr>
-        <w:br/>
-        <w:t xml:space="preserve">Esto demuestra ___ porque ___.</w:t>
-      </w:r>
-    </w:p>
     <w:tbl>
       <w:tblPr>
         <w:tblW w:type="pct" w:w="100%"/>
@@ -2799,7 +2429,7 @@
           <w:sz w:val="24"/>
           <w:szCs w:val="24"/>
         </w:rPr>
-        <w:t xml:space="preserve">4. Check Your Explanation</w:t>
+        <w:t xml:space="preserve">Check Your Explanation</w:t>
       </w:r>
       <w:r>
         <w:rPr>
@@ -2809,7 +2439,7 @@
           <w:sz w:val="19"/>
           <w:szCs w:val="19"/>
         </w:rPr>
-        <w:t xml:space="preserve">   five quick checks</w:t>
+        <w:t xml:space="preserve">   three quick checks</w:t>
       </w:r>
     </w:p>
     <w:p>
@@ -2833,17 +2463,6 @@
         </w:rPr>
         <w:t xml:space="preserve">I answered the question.</w:t>
       </w:r>
-      <w:r>
-        <w:rPr>
-          <w:i/>
-          <w:iCs/>
-          <w:color w:val="5F6F80"/>
-          <w:sz w:val="18"/>
-          <w:szCs w:val="18"/>
-        </w:rPr>
-        <w:br/>
-        <w:t xml:space="preserve">Respondí la pregunta.</w:t>
-      </w:r>
     </w:p>
     <w:p>
       <w:pPr>
@@ -2864,18 +2483,7 @@
           <w:sz w:val="20"/>
           <w:szCs w:val="20"/>
         </w:rPr>
-        <w:t xml:space="preserve">I used math evidence: numbers, an equation, a model, or a comparison.</w:t>
-      </w:r>
-      <w:r>
-        <w:rPr>
-          <w:i/>
-          <w:iCs/>
-          <w:color w:val="5F6F80"/>
-          <w:sz w:val="18"/>
-          <w:szCs w:val="18"/>
-        </w:rPr>
-        <w:br/>
-        <w:t xml:space="preserve">Usé evidencia matemática: números, una ecuación, un modelo o una comparación.</w:t>
+        <w:t xml:space="preserve">I used math evidence: numbers, an equation, or a model.</w:t>
       </w:r>
     </w:p>
     <w:p>
@@ -2897,84 +2505,7 @@
           <w:sz w:val="20"/>
           <w:szCs w:val="20"/>
         </w:rPr>
-        <w:t xml:space="preserve">I explained how the evidence proves my answer.</w:t>
-      </w:r>
-      <w:r>
-        <w:rPr>
-          <w:i/>
-          <w:iCs/>
-          <w:color w:val="5F6F80"/>
-          <w:sz w:val="18"/>
-          <w:szCs w:val="18"/>
-        </w:rPr>
-        <w:br/>
-        <w:t xml:space="preserve">Expliqué cómo la evidencia demuestra mi respuesta.</w:t>
-      </w:r>
-    </w:p>
-    <w:p>
-      <w:pPr>
-        <w:spacing w:after="80"/>
-      </w:pPr>
-      <w:r>
-        <w:rPr>
-          <w:b/>
-          <w:bCs/>
-          <w:color w:val="1FA6A2"/>
-          <w:sz w:val="22"/>
-          <w:szCs w:val="22"/>
-        </w:rPr>
-        <w:t xml:space="preserve">☐  </w:t>
-      </w:r>
-      <w:r>
-        <w:rPr>
-          <w:sz w:val="20"/>
-          <w:szCs w:val="20"/>
-        </w:rPr>
         <w:t xml:space="preserve">I used at least two math words.</w:t>
-      </w:r>
-      <w:r>
-        <w:rPr>
-          <w:i/>
-          <w:iCs/>
-          <w:color w:val="5F6F80"/>
-          <w:sz w:val="18"/>
-          <w:szCs w:val="18"/>
-        </w:rPr>
-        <w:br/>
-        <w:t xml:space="preserve">Usé por lo menos dos palabras matemáticas.</w:t>
-      </w:r>
-    </w:p>
-    <w:p>
-      <w:pPr>
-        <w:spacing w:after="80"/>
-      </w:pPr>
-      <w:r>
-        <w:rPr>
-          <w:b/>
-          <w:bCs/>
-          <w:color w:val="1FA6A2"/>
-          <w:sz w:val="22"/>
-          <w:szCs w:val="22"/>
-        </w:rPr>
-        <w:t xml:space="preserve">☐  </w:t>
-      </w:r>
-      <w:r>
-        <w:rPr>
-          <w:sz w:val="20"/>
-          <w:szCs w:val="20"/>
-        </w:rPr>
-        <w:t xml:space="preserve">I reread complete sentences and punctuation.</w:t>
-      </w:r>
-      <w:r>
-        <w:rPr>
-          <w:i/>
-          <w:iCs/>
-          <w:color w:val="5F6F80"/>
-          <w:sz w:val="18"/>
-          <w:szCs w:val="18"/>
-        </w:rPr>
-        <w:br/>
-        <w:t xml:space="preserve">Volví a leer mis oraciones completas y la puntuación.</w:t>
       </w:r>
     </w:p>
     <w:p>
@@ -5384,7 +4915,7 @@
           <w:sz w:val="20"/>
           <w:szCs w:val="20"/>
         </w:rPr>
-        <w:t xml:space="preserve">☐  I answered the question.</w:t>
+        <w:t xml:space="preserve">☐  The answer to the math question is correct.</w:t>
       </w:r>
     </w:p>
     <w:p>
@@ -5396,7 +4927,7 @@
           <w:sz w:val="20"/>
           <w:szCs w:val="20"/>
         </w:rPr>
-        <w:t xml:space="preserve">☐  I used math evidence: numbers, an equation, a model, or a comparison.</w:t>
+        <w:t xml:space="preserve">☐  The evidence is real lesson mathematics (numbers, equation, or model), not restated claim.</w:t>
       </w:r>
     </w:p>
     <w:p>
@@ -5408,31 +4939,7 @@
           <w:sz w:val="20"/>
           <w:szCs w:val="20"/>
         </w:rPr>
-        <w:t xml:space="preserve">☐  I explained how the evidence proves my answer.</w:t>
-      </w:r>
-    </w:p>
-    <w:p>
-      <w:pPr>
-        <w:spacing w:after="80"/>
-      </w:pPr>
-      <w:r>
-        <w:rPr>
-          <w:sz w:val="20"/>
-          <w:szCs w:val="20"/>
-        </w:rPr>
-        <w:t xml:space="preserve">☐  I used at least two math words.</w:t>
-      </w:r>
-    </w:p>
-    <w:p>
-      <w:pPr>
-        <w:spacing w:after="80"/>
-      </w:pPr>
-      <w:r>
-        <w:rPr>
-          <w:sz w:val="20"/>
-          <w:szCs w:val="20"/>
-        </w:rPr>
-        <w:t xml:space="preserve">☐  I reread complete sentences and punctuation.</w:t>
+        <w:t xml:space="preserve">☐  The support level changed the language scaffolding, never the mathematical expectation.</w:t>
       </w:r>
     </w:p>
     <w:sectPr>
